--- a/Portada.docx
+++ b/Portada.docx
@@ -1,6 +1,6 @@
 
 <file path=word/document.xml><?xml version="1.0" encoding="utf-8"?>
-<w:document xmlns:wpc="http://schemas.microsoft.com/office/word/2010/wordprocessingCanvas" xmlns:cx="http://schemas.microsoft.com/office/drawing/2014/chartex" xmlns:cx1="http://schemas.microsoft.com/office/drawing/2015/9/8/chartex" xmlns:cx2="http://schemas.microsoft.com/office/drawing/2015/10/21/chartex" xmlns:cx3="http://schemas.microsoft.com/office/drawing/2016/5/9/chartex" xmlns:cx4="http://schemas.microsoft.com/office/drawing/2016/5/10/chartex" xmlns:cx5="http://schemas.microsoft.com/office/drawing/2016/5/11/chartex" xmlns:cx6="http://schemas.microsoft.com/office/drawing/2016/5/12/chartex" xmlns:cx7="http://schemas.microsoft.com/office/drawing/2016/5/13/chartex" xmlns:cx8="http://schemas.microsoft.com/office/drawing/2016/5/14/chartex" xmlns:mc="http://schemas.openxmlformats.org/markup-compatibility/2006" xmlns:aink="http://schemas.microsoft.com/office/drawing/2016/ink" xmlns:am3d="http://schemas.microsoft.com/office/drawing/2017/model3d" xmlns:o="urn:schemas-microsoft-com:office:office" xmlns:oel="http://schemas.microsoft.com/office/2019/extlst" xmlns:r="http://schemas.openxmlformats.org/officeDocument/2006/relationships" xmlns:m="http://schemas.openxmlformats.org/officeDocument/2006/math" xmlns:v="urn:schemas-microsoft-com:vml" xmlns:wp14="http://schemas.microsoft.com/office/word/2010/wordprocessingDrawing" xmlns:wp="http://schemas.openxmlformats.org/drawingml/2006/wordprocessingDrawing" xmlns:w10="urn:schemas-microsoft-com:office:word" xmlns:w="http://schemas.openxmlformats.org/wordprocessingml/2006/main" xmlns:w14="http://schemas.microsoft.com/office/word/2010/wordml" xmlns:w15="http://schemas.microsoft.com/office/word/2012/wordml" xmlns:w16cex="http://schemas.microsoft.com/office/word/2018/wordml/cex" xmlns:w16cid="http://schemas.microsoft.com/office/word/2016/wordml/cid" xmlns:w16="http://schemas.microsoft.com/office/word/2018/wordml" xmlns:w16du="http://schemas.microsoft.com/office/word/2023/wordml/word16du" xmlns:w16sdtdh="http://schemas.microsoft.com/office/word/2020/wordml/sdtdatahash" xmlns:w16sdtfl="http://schemas.microsoft.com/office/word/2024/wordml/sdtformatlock" xmlns:w16se="http://schemas.microsoft.com/office/word/2015/wordml/symex" xmlns:wpg="http://schemas.microsoft.com/office/word/2010/wordprocessingGroup" xmlns:wpi="http://schemas.microsoft.com/office/word/2010/wordprocessingInk" xmlns:wne="http://schemas.microsoft.com/office/word/2006/wordml" xmlns:wps="http://schemas.microsoft.com/office/word/2010/wordprocessingShape" mc:Ignorable="w14 w15 w16se w16cid w16 w16cex w16sdtdh w16sdtfl w16du wp14">
+<w:document xmlns:wpc="http://schemas.microsoft.com/office/word/2010/wordprocessingCanvas" xmlns:mc="http://schemas.openxmlformats.org/markup-compatibility/2006" xmlns:o="urn:schemas-microsoft-com:office:office" xmlns:r="http://schemas.openxmlformats.org/officeDocument/2006/relationships" xmlns:m="http://schemas.openxmlformats.org/officeDocument/2006/math" xmlns:v="urn:schemas-microsoft-com:vml" xmlns:wp14="http://schemas.microsoft.com/office/word/2010/wordprocessingDrawing" xmlns:wp="http://schemas.openxmlformats.org/drawingml/2006/wordprocessingDrawing" xmlns:w10="urn:schemas-microsoft-com:office:word" xmlns:w="http://schemas.openxmlformats.org/wordprocessingml/2006/main" xmlns:w14="http://schemas.microsoft.com/office/word/2010/wordml" xmlns:w15="http://schemas.microsoft.com/office/word/2012/wordml" xmlns:wpg="http://schemas.microsoft.com/office/word/2010/wordprocessingGroup" xmlns:wpi="http://schemas.microsoft.com/office/word/2010/wordprocessingInk" xmlns:wne="http://schemas.microsoft.com/office/word/2006/wordml" xmlns:wps="http://schemas.microsoft.com/office/word/2010/wordprocessingShape" mc:Ignorable="w14 w15 wp14">
   <w:body>
     <w:p>
       <w:pPr>
@@ -82,49 +82,7 @@
                                 <w:sz w:val="36"/>
                                 <w:szCs w:val="28"/>
                               </w:rPr>
-                              <w:t xml:space="preserve"> </w:t>
-                            </w:r>
-                            <w:r>
-                              <w:rPr>
-                                <w:rFonts w:ascii="Bahnschrift Light" w:hAnsi="Bahnschrift Light" w:cs="Arial"/>
-                                <w:sz w:val="36"/>
-                                <w:szCs w:val="28"/>
-                              </w:rPr>
-                              <w:t>Enero</w:t>
-                            </w:r>
-                            <w:r>
-                              <w:rPr>
-                                <w:rFonts w:ascii="Bahnschrift Light" w:hAnsi="Bahnschrift Light" w:cs="Arial"/>
-                                <w:sz w:val="36"/>
-                                <w:szCs w:val="28"/>
-                              </w:rPr>
-                              <w:t xml:space="preserve"> – </w:t>
-                            </w:r>
-                            <w:proofErr w:type="gramStart"/>
-                            <w:r>
-                              <w:rPr>
-                                <w:rFonts w:ascii="Bahnschrift Light" w:hAnsi="Bahnschrift Light" w:cs="Arial"/>
-                                <w:sz w:val="36"/>
-                                <w:szCs w:val="28"/>
-                              </w:rPr>
-                              <w:t>Junio</w:t>
-                            </w:r>
-                            <w:proofErr w:type="gramEnd"/>
-                            <w:r>
-                              <w:rPr>
-                                <w:rFonts w:ascii="Bahnschrift Light" w:hAnsi="Bahnschrift Light" w:cs="Arial"/>
-                                <w:sz w:val="36"/>
-                                <w:szCs w:val="28"/>
-                              </w:rPr>
-                              <w:t xml:space="preserve"> </w:t>
-                            </w:r>
-                            <w:r>
-                              <w:rPr>
-                                <w:rFonts w:ascii="Bahnschrift Light" w:hAnsi="Bahnschrift Light" w:cs="Arial"/>
-                                <w:sz w:val="36"/>
-                                <w:szCs w:val="28"/>
-                              </w:rPr>
-                              <w:t>2026</w:t>
+                              <w:t xml:space="preserve"> Enero – Junio 2026</w:t>
                             </w:r>
                           </w:p>
                         </w:txbxContent>
@@ -144,7 +102,7 @@
               </wp:anchor>
             </w:drawing>
           </mc:Choice>
-          <mc:Fallback>
+          <mc:Fallback xmlns:w16se="http://schemas.microsoft.com/office/word/2015/wordml/symex" xmlns:w16sdtfl="http://schemas.microsoft.com/office/word/2024/wordml/sdtformatlock" xmlns:w16sdtdh="http://schemas.microsoft.com/office/word/2020/wordml/sdtdatahash" xmlns:w16du="http://schemas.microsoft.com/office/word/2023/wordml/word16du" xmlns:w16="http://schemas.microsoft.com/office/word/2018/wordml" xmlns:w16cid="http://schemas.microsoft.com/office/word/2016/wordml/cid" xmlns:w16cex="http://schemas.microsoft.com/office/word/2018/wordml/cex" xmlns:oel="http://schemas.microsoft.com/office/2019/extlst" xmlns:am3d="http://schemas.microsoft.com/office/drawing/2017/model3d" xmlns:aink="http://schemas.microsoft.com/office/drawing/2016/ink" xmlns:cx8="http://schemas.microsoft.com/office/drawing/2016/5/14/chartex" xmlns:cx7="http://schemas.microsoft.com/office/drawing/2016/5/13/chartex" xmlns:cx6="http://schemas.microsoft.com/office/drawing/2016/5/12/chartex" xmlns:cx5="http://schemas.microsoft.com/office/drawing/2016/5/11/chartex" xmlns:cx4="http://schemas.microsoft.com/office/drawing/2016/5/10/chartex" xmlns:cx3="http://schemas.microsoft.com/office/drawing/2016/5/9/chartex" xmlns:cx2="http://schemas.microsoft.com/office/drawing/2015/10/21/chartex" xmlns:cx1="http://schemas.microsoft.com/office/drawing/2015/9/8/chartex" xmlns:cx="http://schemas.microsoft.com/office/drawing/2014/chartex">
             <w:pict>
               <v:shapetype w14:anchorId="165B2C7A" id="_x0000_t202" coordsize="21600,21600" o:spt="202" path="m,l,21600r21600,l21600,xe">
                 <v:stroke joinstyle="miter"/>
@@ -316,7 +274,7 @@
               </wp:anchor>
             </w:drawing>
           </mc:Choice>
-          <mc:Fallback>
+          <mc:Fallback xmlns:w16se="http://schemas.microsoft.com/office/word/2015/wordml/symex" xmlns:w16sdtfl="http://schemas.microsoft.com/office/word/2024/wordml/sdtformatlock" xmlns:w16sdtdh="http://schemas.microsoft.com/office/word/2020/wordml/sdtdatahash" xmlns:w16du="http://schemas.microsoft.com/office/word/2023/wordml/word16du" xmlns:w16="http://schemas.microsoft.com/office/word/2018/wordml" xmlns:w16cid="http://schemas.microsoft.com/office/word/2016/wordml/cid" xmlns:w16cex="http://schemas.microsoft.com/office/word/2018/wordml/cex" xmlns:oel="http://schemas.microsoft.com/office/2019/extlst" xmlns:am3d="http://schemas.microsoft.com/office/drawing/2017/model3d" xmlns:aink="http://schemas.microsoft.com/office/drawing/2016/ink" xmlns:cx8="http://schemas.microsoft.com/office/drawing/2016/5/14/chartex" xmlns:cx7="http://schemas.microsoft.com/office/drawing/2016/5/13/chartex" xmlns:cx6="http://schemas.microsoft.com/office/drawing/2016/5/12/chartex" xmlns:cx5="http://schemas.microsoft.com/office/drawing/2016/5/11/chartex" xmlns:cx4="http://schemas.microsoft.com/office/drawing/2016/5/10/chartex" xmlns:cx3="http://schemas.microsoft.com/office/drawing/2016/5/9/chartex" xmlns:cx2="http://schemas.microsoft.com/office/drawing/2015/10/21/chartex" xmlns:cx1="http://schemas.microsoft.com/office/drawing/2015/9/8/chartex" xmlns:cx="http://schemas.microsoft.com/office/drawing/2014/chartex">
             <w:pict>
               <v:shape w14:anchorId="62C6EB94" id="_x0000_s1027" type="#_x0000_t202" style="position:absolute;margin-left:71.9pt;margin-top:176.2pt;width:345.3pt;height:45.3pt;z-index:251668480;visibility:visible;mso-wrap-style:square;mso-width-percent:0;mso-height-percent:0;mso-wrap-distance-left:9pt;mso-wrap-distance-top:3.6pt;mso-wrap-distance-right:9pt;mso-wrap-distance-bottom:3.6pt;mso-position-horizontal:absolute;mso-position-horizontal-relative:margin;mso-position-vertical:absolute;mso-position-vertical-relative:text;mso-width-percent:0;mso-height-percent:0;mso-width-relative:margin;mso-height-relative:margin;v-text-anchor:top" o:gfxdata="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" filled="f" stroked="f">
                 <v:textbox>
@@ -435,7 +393,7 @@
               </wp:anchor>
             </w:drawing>
           </mc:Choice>
-          <mc:Fallback>
+          <mc:Fallback xmlns:w16se="http://schemas.microsoft.com/office/word/2015/wordml/symex" xmlns:w16sdtfl="http://schemas.microsoft.com/office/word/2024/wordml/sdtformatlock" xmlns:w16sdtdh="http://schemas.microsoft.com/office/word/2020/wordml/sdtdatahash" xmlns:w16du="http://schemas.microsoft.com/office/word/2023/wordml/word16du" xmlns:w16="http://schemas.microsoft.com/office/word/2018/wordml" xmlns:w16cid="http://schemas.microsoft.com/office/word/2016/wordml/cid" xmlns:w16cex="http://schemas.microsoft.com/office/word/2018/wordml/cex" xmlns:oel="http://schemas.microsoft.com/office/2019/extlst" xmlns:am3d="http://schemas.microsoft.com/office/drawing/2017/model3d" xmlns:aink="http://schemas.microsoft.com/office/drawing/2016/ink" xmlns:cx8="http://schemas.microsoft.com/office/drawing/2016/5/14/chartex" xmlns:cx7="http://schemas.microsoft.com/office/drawing/2016/5/13/chartex" xmlns:cx6="http://schemas.microsoft.com/office/drawing/2016/5/12/chartex" xmlns:cx5="http://schemas.microsoft.com/office/drawing/2016/5/11/chartex" xmlns:cx4="http://schemas.microsoft.com/office/drawing/2016/5/10/chartex" xmlns:cx3="http://schemas.microsoft.com/office/drawing/2016/5/9/chartex" xmlns:cx2="http://schemas.microsoft.com/office/drawing/2015/10/21/chartex" xmlns:cx1="http://schemas.microsoft.com/office/drawing/2015/9/8/chartex" xmlns:cx="http://schemas.microsoft.com/office/drawing/2014/chartex">
             <w:pict>
               <v:shape w14:anchorId="41FC250C" id="_x0000_s1028" type="#_x0000_t202" style="position:absolute;margin-left:67.55pt;margin-top:206.65pt;width:345.3pt;height:45.3pt;z-index:251669504;visibility:visible;mso-wrap-style:square;mso-width-percent:0;mso-height-percent:0;mso-wrap-distance-left:9pt;mso-wrap-distance-top:3.6pt;mso-wrap-distance-right:9pt;mso-wrap-distance-bottom:3.6pt;mso-position-horizontal:absolute;mso-position-horizontal-relative:margin;mso-position-vertical:absolute;mso-position-vertical-relative:text;mso-width-percent:0;mso-height-percent:0;mso-width-relative:margin;mso-height-relative:margin;v-text-anchor:top" o:gfxdata="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" filled="f" stroked="f">
                 <v:textbox>
@@ -529,7 +487,17 @@
                                 <w:sz w:val="40"/>
                                 <w:szCs w:val="36"/>
                               </w:rPr>
-                              <w:t>Ranfery Josua Peregrina Morales</w:t>
+                              <w:t xml:space="preserve">Ranfery </w:t>
+                            </w:r>
+                            <w:bookmarkStart w:id="0" w:name="_GoBack"/>
+                            <w:bookmarkEnd w:id="0"/>
+                            <w:r>
+                              <w:rPr>
+                                <w:rFonts w:ascii="Arial" w:hAnsi="Arial" w:cs="Arial"/>
+                                <w:sz w:val="40"/>
+                                <w:szCs w:val="36"/>
+                              </w:rPr>
+                              <w:t>Peregrina Morales</w:t>
                             </w:r>
                           </w:p>
                         </w:txbxContent>
@@ -551,7 +519,11 @@
           </mc:Choice>
           <mc:Fallback>
             <w:pict>
-              <v:shape w14:anchorId="606266DA" id="_x0000_s1029" type="#_x0000_t202" style="position:absolute;margin-left:240.5pt;margin-top:255.85pt;width:329.8pt;height:37.4pt;z-index:251664384;visibility:visible;mso-wrap-style:square;mso-width-percent:0;mso-height-percent:0;mso-wrap-distance-left:9pt;mso-wrap-distance-top:3.6pt;mso-wrap-distance-right:9pt;mso-wrap-distance-bottom:3.6pt;mso-position-horizontal:absolute;mso-position-horizontal-relative:page;mso-position-vertical:absolute;mso-position-vertical-relative:text;mso-width-percent:0;mso-height-percent:0;mso-width-relative:margin;mso-height-relative:margin;v-text-anchor:top" o:gfxdata="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" filled="f" stroked="f">
+              <v:shapetype w14:anchorId="606266DA" id="_x0000_t202" coordsize="21600,21600" o:spt="202" path="m,l,21600r21600,l21600,xe">
+                <v:stroke joinstyle="miter"/>
+                <v:path gradientshapeok="t" o:connecttype="rect"/>
+              </v:shapetype>
+              <v:shape id="_x0000_s1029" type="#_x0000_t202" style="position:absolute;margin-left:240.5pt;margin-top:255.85pt;width:329.8pt;height:37.4pt;z-index:251664384;visibility:visible;mso-wrap-style:square;mso-width-percent:0;mso-height-percent:0;mso-wrap-distance-left:9pt;mso-wrap-distance-top:3.6pt;mso-wrap-distance-right:9pt;mso-wrap-distance-bottom:3.6pt;mso-position-horizontal:absolute;mso-position-horizontal-relative:page;mso-position-vertical:absolute;mso-position-vertical-relative:text;mso-width-percent:0;mso-height-percent:0;mso-width-relative:margin;mso-height-relative:margin;v-text-anchor:top" o:gfxdata="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" filled="f" stroked="f">
                 <v:textbox>
                   <w:txbxContent>
                     <w:p>
@@ -568,7 +540,17 @@
                           <w:sz w:val="40"/>
                           <w:szCs w:val="36"/>
                         </w:rPr>
-                        <w:t>Ranfery Josua Peregrina Morales</w:t>
+                        <w:t xml:space="preserve">Ranfery </w:t>
+                      </w:r>
+                      <w:bookmarkStart w:id="1" w:name="_GoBack"/>
+                      <w:bookmarkEnd w:id="1"/>
+                      <w:r>
+                        <w:rPr>
+                          <w:rFonts w:ascii="Arial" w:hAnsi="Arial" w:cs="Arial"/>
+                          <w:sz w:val="40"/>
+                          <w:szCs w:val="36"/>
+                        </w:rPr>
+                        <w:t>Peregrina Morales</w:t>
                       </w:r>
                     </w:p>
                   </w:txbxContent>
@@ -660,7 +642,7 @@
               </wp:anchor>
             </w:drawing>
           </mc:Choice>
-          <mc:Fallback>
+          <mc:Fallback xmlns:w16se="http://schemas.microsoft.com/office/word/2015/wordml/symex" xmlns:w16sdtfl="http://schemas.microsoft.com/office/word/2024/wordml/sdtformatlock" xmlns:w16sdtdh="http://schemas.microsoft.com/office/word/2020/wordml/sdtdatahash" xmlns:w16du="http://schemas.microsoft.com/office/word/2023/wordml/word16du" xmlns:w16="http://schemas.microsoft.com/office/word/2018/wordml" xmlns:w16cid="http://schemas.microsoft.com/office/word/2016/wordml/cid" xmlns:w16cex="http://schemas.microsoft.com/office/word/2018/wordml/cex" xmlns:oel="http://schemas.microsoft.com/office/2019/extlst" xmlns:am3d="http://schemas.microsoft.com/office/drawing/2017/model3d" xmlns:aink="http://schemas.microsoft.com/office/drawing/2016/ink" xmlns:cx8="http://schemas.microsoft.com/office/drawing/2016/5/14/chartex" xmlns:cx7="http://schemas.microsoft.com/office/drawing/2016/5/13/chartex" xmlns:cx6="http://schemas.microsoft.com/office/drawing/2016/5/12/chartex" xmlns:cx5="http://schemas.microsoft.com/office/drawing/2016/5/11/chartex" xmlns:cx4="http://schemas.microsoft.com/office/drawing/2016/5/10/chartex" xmlns:cx3="http://schemas.microsoft.com/office/drawing/2016/5/9/chartex" xmlns:cx2="http://schemas.microsoft.com/office/drawing/2015/10/21/chartex" xmlns:cx1="http://schemas.microsoft.com/office/drawing/2015/9/8/chartex" xmlns:cx="http://schemas.microsoft.com/office/drawing/2014/chartex">
             <w:pict>
               <v:shape w14:anchorId="377E1D90" id="_x0000_s1030" type="#_x0000_t202" style="position:absolute;margin-left:154.05pt;margin-top:308pt;width:311.8pt;height:30.85pt;z-index:251665408;visibility:visible;mso-wrap-style:square;mso-width-percent:0;mso-height-percent:0;mso-wrap-distance-left:9pt;mso-wrap-distance-top:3.6pt;mso-wrap-distance-right:9pt;mso-wrap-distance-bottom:3.6pt;mso-position-horizontal:absolute;mso-position-horizontal-relative:margin;mso-position-vertical:absolute;mso-position-vertical-relative:text;mso-width-percent:0;mso-height-percent:0;mso-width-relative:margin;mso-height-relative:margin;v-text-anchor:top" o:gfxdata="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" filled="f" stroked="f">
                 <v:textbox>
@@ -771,7 +753,7 @@
               </wp:anchor>
             </w:drawing>
           </mc:Choice>
-          <mc:Fallback>
+          <mc:Fallback xmlns:w16se="http://schemas.microsoft.com/office/word/2015/wordml/symex" xmlns:w16sdtfl="http://schemas.microsoft.com/office/word/2024/wordml/sdtformatlock" xmlns:w16sdtdh="http://schemas.microsoft.com/office/word/2020/wordml/sdtdatahash" xmlns:w16du="http://schemas.microsoft.com/office/word/2023/wordml/word16du" xmlns:w16="http://schemas.microsoft.com/office/word/2018/wordml" xmlns:w16cid="http://schemas.microsoft.com/office/word/2016/wordml/cid" xmlns:w16cex="http://schemas.microsoft.com/office/word/2018/wordml/cex" xmlns:oel="http://schemas.microsoft.com/office/2019/extlst" xmlns:am3d="http://schemas.microsoft.com/office/drawing/2017/model3d" xmlns:aink="http://schemas.microsoft.com/office/drawing/2016/ink" xmlns:cx8="http://schemas.microsoft.com/office/drawing/2016/5/14/chartex" xmlns:cx7="http://schemas.microsoft.com/office/drawing/2016/5/13/chartex" xmlns:cx6="http://schemas.microsoft.com/office/drawing/2016/5/12/chartex" xmlns:cx5="http://schemas.microsoft.com/office/drawing/2016/5/11/chartex" xmlns:cx4="http://schemas.microsoft.com/office/drawing/2016/5/10/chartex" xmlns:cx3="http://schemas.microsoft.com/office/drawing/2016/5/9/chartex" xmlns:cx2="http://schemas.microsoft.com/office/drawing/2015/10/21/chartex" xmlns:cx1="http://schemas.microsoft.com/office/drawing/2015/9/8/chartex" xmlns:cx="http://schemas.microsoft.com/office/drawing/2014/chartex">
             <w:pict>
               <v:shape w14:anchorId="3267F54F" id="_x0000_s1031" type="#_x0000_t202" style="position:absolute;margin-left:154.45pt;margin-top:362.65pt;width:311.8pt;height:45.3pt;z-index:251666432;visibility:visible;mso-wrap-style:square;mso-width-percent:0;mso-height-percent:0;mso-wrap-distance-left:9pt;mso-wrap-distance-top:3.6pt;mso-wrap-distance-right:9pt;mso-wrap-distance-bottom:3.6pt;mso-position-horizontal:absolute;mso-position-horizontal-relative:text;mso-position-vertical:absolute;mso-position-vertical-relative:text;mso-width-percent:0;mso-height-percent:0;mso-width-relative:margin;mso-height-relative:margin;v-text-anchor:top" o:gfxdata="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" filled="f" stroked="f">
                 <v:textbox>
@@ -884,7 +866,7 @@
               </wp:anchor>
             </w:drawing>
           </mc:Choice>
-          <mc:Fallback>
+          <mc:Fallback xmlns:w16se="http://schemas.microsoft.com/office/word/2015/wordml/symex" xmlns:w16sdtfl="http://schemas.microsoft.com/office/word/2024/wordml/sdtformatlock" xmlns:w16sdtdh="http://schemas.microsoft.com/office/word/2020/wordml/sdtdatahash" xmlns:w16du="http://schemas.microsoft.com/office/word/2023/wordml/word16du" xmlns:w16="http://schemas.microsoft.com/office/word/2018/wordml" xmlns:w16cid="http://schemas.microsoft.com/office/word/2016/wordml/cid" xmlns:w16cex="http://schemas.microsoft.com/office/word/2018/wordml/cex" xmlns:oel="http://schemas.microsoft.com/office/2019/extlst" xmlns:am3d="http://schemas.microsoft.com/office/drawing/2017/model3d" xmlns:aink="http://schemas.microsoft.com/office/drawing/2016/ink" xmlns:cx8="http://schemas.microsoft.com/office/drawing/2016/5/14/chartex" xmlns:cx7="http://schemas.microsoft.com/office/drawing/2016/5/13/chartex" xmlns:cx6="http://schemas.microsoft.com/office/drawing/2016/5/12/chartex" xmlns:cx5="http://schemas.microsoft.com/office/drawing/2016/5/11/chartex" xmlns:cx4="http://schemas.microsoft.com/office/drawing/2016/5/10/chartex" xmlns:cx3="http://schemas.microsoft.com/office/drawing/2016/5/9/chartex" xmlns:cx2="http://schemas.microsoft.com/office/drawing/2015/10/21/chartex" xmlns:cx1="http://schemas.microsoft.com/office/drawing/2015/9/8/chartex" xmlns:cx="http://schemas.microsoft.com/office/drawing/2014/chartex">
             <w:pict>
               <v:shape w14:anchorId="571D8305" id="_x0000_s1032" type="#_x0000_t202" style="position:absolute;margin-left:0;margin-top:245.9pt;width:167.25pt;height:45.3pt;z-index:251660288;visibility:visible;mso-wrap-style:square;mso-width-percent:0;mso-height-percent:0;mso-wrap-distance-left:9pt;mso-wrap-distance-top:3.6pt;mso-wrap-distance-right:9pt;mso-wrap-distance-bottom:3.6pt;mso-position-horizontal:left;mso-position-horizontal-relative:margin;mso-position-vertical:absolute;mso-position-vertical-relative:text;mso-width-percent:0;mso-height-percent:0;mso-width-relative:margin;mso-height-relative:margin;v-text-anchor:top" o:gfxdata="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" filled="f" stroked="f">
                 <v:textbox>
@@ -999,7 +981,7 @@
               </wp:anchor>
             </w:drawing>
           </mc:Choice>
-          <mc:Fallback>
+          <mc:Fallback xmlns:w16se="http://schemas.microsoft.com/office/word/2015/wordml/symex" xmlns:w16sdtfl="http://schemas.microsoft.com/office/word/2024/wordml/sdtformatlock" xmlns:w16sdtdh="http://schemas.microsoft.com/office/word/2020/wordml/sdtdatahash" xmlns:w16du="http://schemas.microsoft.com/office/word/2023/wordml/word16du" xmlns:w16="http://schemas.microsoft.com/office/word/2018/wordml" xmlns:w16cid="http://schemas.microsoft.com/office/word/2016/wordml/cid" xmlns:w16cex="http://schemas.microsoft.com/office/word/2018/wordml/cex" xmlns:oel="http://schemas.microsoft.com/office/2019/extlst" xmlns:am3d="http://schemas.microsoft.com/office/drawing/2017/model3d" xmlns:aink="http://schemas.microsoft.com/office/drawing/2016/ink" xmlns:cx8="http://schemas.microsoft.com/office/drawing/2016/5/14/chartex" xmlns:cx7="http://schemas.microsoft.com/office/drawing/2016/5/13/chartex" xmlns:cx6="http://schemas.microsoft.com/office/drawing/2016/5/12/chartex" xmlns:cx5="http://schemas.microsoft.com/office/drawing/2016/5/11/chartex" xmlns:cx4="http://schemas.microsoft.com/office/drawing/2016/5/10/chartex" xmlns:cx3="http://schemas.microsoft.com/office/drawing/2016/5/9/chartex" xmlns:cx2="http://schemas.microsoft.com/office/drawing/2015/10/21/chartex" xmlns:cx1="http://schemas.microsoft.com/office/drawing/2015/9/8/chartex" xmlns:cx="http://schemas.microsoft.com/office/drawing/2014/chartex">
             <w:pict>
               <v:shape w14:anchorId="694751F6" id="_x0000_s1033" type="#_x0000_t202" style="position:absolute;margin-left:0;margin-top:298.55pt;width:166.65pt;height:45.3pt;z-index:251661312;visibility:visible;mso-wrap-style:square;mso-width-percent:0;mso-height-percent:0;mso-wrap-distance-left:9pt;mso-wrap-distance-top:3.6pt;mso-wrap-distance-right:9pt;mso-wrap-distance-bottom:3.6pt;mso-position-horizontal:left;mso-position-horizontal-relative:margin;mso-position-vertical:absolute;mso-position-vertical-relative:text;mso-width-percent:0;mso-height-percent:0;mso-width-relative:margin;mso-height-relative:margin;v-text-anchor:top" o:gfxdata="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" filled="f" stroked="f">
                 <v:textbox>
@@ -1114,7 +1096,7 @@
               </wp:anchor>
             </w:drawing>
           </mc:Choice>
-          <mc:Fallback>
+          <mc:Fallback xmlns:w16se="http://schemas.microsoft.com/office/word/2015/wordml/symex" xmlns:w16sdtfl="http://schemas.microsoft.com/office/word/2024/wordml/sdtformatlock" xmlns:w16sdtdh="http://schemas.microsoft.com/office/word/2020/wordml/sdtdatahash" xmlns:w16du="http://schemas.microsoft.com/office/word/2023/wordml/word16du" xmlns:w16="http://schemas.microsoft.com/office/word/2018/wordml" xmlns:w16cid="http://schemas.microsoft.com/office/word/2016/wordml/cid" xmlns:w16cex="http://schemas.microsoft.com/office/word/2018/wordml/cex" xmlns:oel="http://schemas.microsoft.com/office/2019/extlst" xmlns:am3d="http://schemas.microsoft.com/office/drawing/2017/model3d" xmlns:aink="http://schemas.microsoft.com/office/drawing/2016/ink" xmlns:cx8="http://schemas.microsoft.com/office/drawing/2016/5/14/chartex" xmlns:cx7="http://schemas.microsoft.com/office/drawing/2016/5/13/chartex" xmlns:cx6="http://schemas.microsoft.com/office/drawing/2016/5/12/chartex" xmlns:cx5="http://schemas.microsoft.com/office/drawing/2016/5/11/chartex" xmlns:cx4="http://schemas.microsoft.com/office/drawing/2016/5/10/chartex" xmlns:cx3="http://schemas.microsoft.com/office/drawing/2016/5/9/chartex" xmlns:cx2="http://schemas.microsoft.com/office/drawing/2015/10/21/chartex" xmlns:cx1="http://schemas.microsoft.com/office/drawing/2015/9/8/chartex" xmlns:cx="http://schemas.microsoft.com/office/drawing/2014/chartex">
             <w:pict>
               <v:shape w14:anchorId="44879C4D" id="_x0000_s1034" type="#_x0000_t202" style="position:absolute;margin-left:0;margin-top:347.1pt;width:166.65pt;height:45.3pt;z-index:251662336;visibility:visible;mso-wrap-style:square;mso-width-percent:0;mso-height-percent:0;mso-wrap-distance-left:9pt;mso-wrap-distance-top:3.6pt;mso-wrap-distance-right:9pt;mso-wrap-distance-bottom:3.6pt;mso-position-horizontal:left;mso-position-horizontal-relative:margin;mso-position-vertical:absolute;mso-position-vertical-relative:text;mso-width-percent:0;mso-height-percent:0;mso-width-relative:margin;mso-height-relative:margin;v-text-anchor:top" o:gfxdata="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" filled="f" stroked="f">
                 <v:textbox>
@@ -1147,6 +1129,10 @@
         </mc:AlternateContent>
       </w:r>
       <w:r>
+        <w:rPr>
+          <w:noProof/>
+          <w:lang w:eastAsia="es-MX"/>
+        </w:rPr>
         <w:drawing>
           <wp:anchor distT="0" distB="0" distL="114300" distR="114300" simplePos="0" relativeHeight="251658240" behindDoc="1" locked="0" layoutInCell="1" allowOverlap="1" wp14:anchorId="4FAB8189" wp14:editId="189BC446">
             <wp:simplePos x="0" y="0"/>
@@ -1284,7 +1270,7 @@
               </wp:anchor>
             </w:drawing>
           </mc:Choice>
-          <mc:Fallback>
+          <mc:Fallback xmlns:w16se="http://schemas.microsoft.com/office/word/2015/wordml/symex" xmlns:w16sdtfl="http://schemas.microsoft.com/office/word/2024/wordml/sdtformatlock" xmlns:w16sdtdh="http://schemas.microsoft.com/office/word/2020/wordml/sdtdatahash" xmlns:w16du="http://schemas.microsoft.com/office/word/2023/wordml/word16du" xmlns:w16="http://schemas.microsoft.com/office/word/2018/wordml" xmlns:w16cid="http://schemas.microsoft.com/office/word/2016/wordml/cid" xmlns:w16cex="http://schemas.microsoft.com/office/word/2018/wordml/cex" xmlns:oel="http://schemas.microsoft.com/office/2019/extlst" xmlns:am3d="http://schemas.microsoft.com/office/drawing/2017/model3d" xmlns:aink="http://schemas.microsoft.com/office/drawing/2016/ink" xmlns:cx8="http://schemas.microsoft.com/office/drawing/2016/5/14/chartex" xmlns:cx7="http://schemas.microsoft.com/office/drawing/2016/5/13/chartex" xmlns:cx6="http://schemas.microsoft.com/office/drawing/2016/5/12/chartex" xmlns:cx5="http://schemas.microsoft.com/office/drawing/2016/5/11/chartex" xmlns:cx4="http://schemas.microsoft.com/office/drawing/2016/5/10/chartex" xmlns:cx3="http://schemas.microsoft.com/office/drawing/2016/5/9/chartex" xmlns:cx2="http://schemas.microsoft.com/office/drawing/2015/10/21/chartex" xmlns:cx1="http://schemas.microsoft.com/office/drawing/2015/9/8/chartex" xmlns:cx="http://schemas.microsoft.com/office/drawing/2014/chartex">
             <w:pict>
               <v:shape w14:anchorId="2B18CAF0" id="_x0000_s1035" type="#_x0000_t202" style="position:absolute;margin-left:237.8pt;margin-top:565.4pt;width:311.8pt;height:45.3pt;z-index:251673600;visibility:visible;mso-wrap-style:square;mso-width-percent:0;mso-height-percent:0;mso-wrap-distance-left:9pt;mso-wrap-distance-top:3.6pt;mso-wrap-distance-right:9pt;mso-wrap-distance-bottom:3.6pt;mso-position-horizontal:absolute;mso-position-horizontal-relative:page;mso-position-vertical:absolute;mso-position-vertical-relative:text;mso-width-percent:0;mso-height-percent:0;mso-width-relative:margin;mso-height-relative:margin;v-text-anchor:top" o:gfxdata="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" filled="f" stroked="f">
                 <v:textbox>
@@ -1395,7 +1381,7 @@
               </wp:anchor>
             </w:drawing>
           </mc:Choice>
-          <mc:Fallback>
+          <mc:Fallback xmlns:w16se="http://schemas.microsoft.com/office/word/2015/wordml/symex" xmlns:w16sdtfl="http://schemas.microsoft.com/office/word/2024/wordml/sdtformatlock" xmlns:w16sdtdh="http://schemas.microsoft.com/office/word/2020/wordml/sdtdatahash" xmlns:w16du="http://schemas.microsoft.com/office/word/2023/wordml/word16du" xmlns:w16="http://schemas.microsoft.com/office/word/2018/wordml" xmlns:w16cid="http://schemas.microsoft.com/office/word/2016/wordml/cid" xmlns:w16cex="http://schemas.microsoft.com/office/word/2018/wordml/cex" xmlns:oel="http://schemas.microsoft.com/office/2019/extlst" xmlns:am3d="http://schemas.microsoft.com/office/drawing/2017/model3d" xmlns:aink="http://schemas.microsoft.com/office/drawing/2016/ink" xmlns:cx8="http://schemas.microsoft.com/office/drawing/2016/5/14/chartex" xmlns:cx7="http://schemas.microsoft.com/office/drawing/2016/5/13/chartex" xmlns:cx6="http://schemas.microsoft.com/office/drawing/2016/5/12/chartex" xmlns:cx5="http://schemas.microsoft.com/office/drawing/2016/5/11/chartex" xmlns:cx4="http://schemas.microsoft.com/office/drawing/2016/5/10/chartex" xmlns:cx3="http://schemas.microsoft.com/office/drawing/2016/5/9/chartex" xmlns:cx2="http://schemas.microsoft.com/office/drawing/2015/10/21/chartex" xmlns:cx1="http://schemas.microsoft.com/office/drawing/2015/9/8/chartex" xmlns:cx="http://schemas.microsoft.com/office/drawing/2014/chartex">
             <w:pict>
               <v:shape w14:anchorId="10C23AC0" id="_x0000_s1036" type="#_x0000_t202" style="position:absolute;margin-left:237.6pt;margin-top:514.3pt;width:349.2pt;height:45.3pt;z-index:251672576;visibility:visible;mso-wrap-style:square;mso-width-percent:0;mso-height-percent:0;mso-wrap-distance-left:9pt;mso-wrap-distance-top:3.6pt;mso-wrap-distance-right:9pt;mso-wrap-distance-bottom:3.6pt;mso-position-horizontal:absolute;mso-position-horizontal-relative:page;mso-position-vertical:absolute;mso-position-vertical-relative:text;mso-width-percent:0;mso-height-percent:0;mso-width-relative:margin;mso-height-relative:margin;v-text-anchor:top" o:gfxdata="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" filled="f" stroked="f">
                 <v:textbox>
@@ -1506,7 +1492,7 @@
               </wp:anchor>
             </w:drawing>
           </mc:Choice>
-          <mc:Fallback>
+          <mc:Fallback xmlns:w16se="http://schemas.microsoft.com/office/word/2015/wordml/symex" xmlns:w16sdtfl="http://schemas.microsoft.com/office/word/2024/wordml/sdtformatlock" xmlns:w16sdtdh="http://schemas.microsoft.com/office/word/2020/wordml/sdtdatahash" xmlns:w16du="http://schemas.microsoft.com/office/word/2023/wordml/word16du" xmlns:w16="http://schemas.microsoft.com/office/word/2018/wordml" xmlns:w16cid="http://schemas.microsoft.com/office/word/2016/wordml/cid" xmlns:w16cex="http://schemas.microsoft.com/office/word/2018/wordml/cex" xmlns:oel="http://schemas.microsoft.com/office/2019/extlst" xmlns:am3d="http://schemas.microsoft.com/office/drawing/2017/model3d" xmlns:aink="http://schemas.microsoft.com/office/drawing/2016/ink" xmlns:cx8="http://schemas.microsoft.com/office/drawing/2016/5/14/chartex" xmlns:cx7="http://schemas.microsoft.com/office/drawing/2016/5/13/chartex" xmlns:cx6="http://schemas.microsoft.com/office/drawing/2016/5/12/chartex" xmlns:cx5="http://schemas.microsoft.com/office/drawing/2016/5/11/chartex" xmlns:cx4="http://schemas.microsoft.com/office/drawing/2016/5/10/chartex" xmlns:cx3="http://schemas.microsoft.com/office/drawing/2016/5/9/chartex" xmlns:cx2="http://schemas.microsoft.com/office/drawing/2015/10/21/chartex" xmlns:cx1="http://schemas.microsoft.com/office/drawing/2015/9/8/chartex" xmlns:cx="http://schemas.microsoft.com/office/drawing/2014/chartex">
             <w:pict>
               <v:shape w14:anchorId="7611AEDC" id="_x0000_s1037" type="#_x0000_t202" style="position:absolute;margin-left:237.8pt;margin-top:456.1pt;width:311.8pt;height:45.3pt;z-index:251667456;visibility:visible;mso-wrap-style:square;mso-width-percent:0;mso-height-percent:0;mso-wrap-distance-left:9pt;mso-wrap-distance-top:3.6pt;mso-wrap-distance-right:9pt;mso-wrap-distance-bottom:3.6pt;mso-position-horizontal:absolute;mso-position-horizontal-relative:page;mso-position-vertical:absolute;mso-position-vertical-relative:text;mso-width-percent:0;mso-height-percent:0;mso-width-relative:margin;mso-height-relative:margin;v-text-anchor:top" o:gfxdata="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" filled="f" stroked="f">
                 <v:textbox>
@@ -1617,7 +1603,7 @@
               </wp:anchor>
             </w:drawing>
           </mc:Choice>
-          <mc:Fallback>
+          <mc:Fallback xmlns:w16se="http://schemas.microsoft.com/office/word/2015/wordml/symex" xmlns:w16sdtfl="http://schemas.microsoft.com/office/word/2024/wordml/sdtformatlock" xmlns:w16sdtdh="http://schemas.microsoft.com/office/word/2020/wordml/sdtdatahash" xmlns:w16du="http://schemas.microsoft.com/office/word/2023/wordml/word16du" xmlns:w16="http://schemas.microsoft.com/office/word/2018/wordml" xmlns:w16cid="http://schemas.microsoft.com/office/word/2016/wordml/cid" xmlns:w16cex="http://schemas.microsoft.com/office/word/2018/wordml/cex" xmlns:oel="http://schemas.microsoft.com/office/2019/extlst" xmlns:am3d="http://schemas.microsoft.com/office/drawing/2017/model3d" xmlns:aink="http://schemas.microsoft.com/office/drawing/2016/ink" xmlns:cx8="http://schemas.microsoft.com/office/drawing/2016/5/14/chartex" xmlns:cx7="http://schemas.microsoft.com/office/drawing/2016/5/13/chartex" xmlns:cx6="http://schemas.microsoft.com/office/drawing/2016/5/12/chartex" xmlns:cx5="http://schemas.microsoft.com/office/drawing/2016/5/11/chartex" xmlns:cx4="http://schemas.microsoft.com/office/drawing/2016/5/10/chartex" xmlns:cx3="http://schemas.microsoft.com/office/drawing/2016/5/9/chartex" xmlns:cx2="http://schemas.microsoft.com/office/drawing/2015/10/21/chartex" xmlns:cx1="http://schemas.microsoft.com/office/drawing/2015/9/8/chartex" xmlns:cx="http://schemas.microsoft.com/office/drawing/2014/chartex">
             <w:pict>
               <v:shape w14:anchorId="5CED0169" id="_x0000_s1038" type="#_x0000_t202" style="position:absolute;margin-left:237.8pt;margin-top:406.7pt;width:311.8pt;height:45.3pt;z-index:251678720;visibility:visible;mso-wrap-style:square;mso-width-percent:0;mso-height-percent:0;mso-wrap-distance-left:9pt;mso-wrap-distance-top:3.6pt;mso-wrap-distance-right:9pt;mso-wrap-distance-bottom:3.6pt;mso-position-horizontal:absolute;mso-position-horizontal-relative:page;mso-position-vertical:absolute;mso-position-vertical-relative:text;mso-width-percent:0;mso-height-percent:0;mso-width-relative:margin;mso-height-relative:margin;v-text-anchor:top" o:gfxdata="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" filled="f" stroked="f">
                 <v:textbox>
@@ -1730,7 +1716,7 @@
               </wp:anchor>
             </w:drawing>
           </mc:Choice>
-          <mc:Fallback>
+          <mc:Fallback xmlns:w16se="http://schemas.microsoft.com/office/word/2015/wordml/symex" xmlns:w16sdtfl="http://schemas.microsoft.com/office/word/2024/wordml/sdtformatlock" xmlns:w16sdtdh="http://schemas.microsoft.com/office/word/2020/wordml/sdtdatahash" xmlns:w16du="http://schemas.microsoft.com/office/word/2023/wordml/word16du" xmlns:w16="http://schemas.microsoft.com/office/word/2018/wordml" xmlns:w16cid="http://schemas.microsoft.com/office/word/2016/wordml/cid" xmlns:w16cex="http://schemas.microsoft.com/office/word/2018/wordml/cex" xmlns:oel="http://schemas.microsoft.com/office/2019/extlst" xmlns:am3d="http://schemas.microsoft.com/office/drawing/2017/model3d" xmlns:aink="http://schemas.microsoft.com/office/drawing/2016/ink" xmlns:cx8="http://schemas.microsoft.com/office/drawing/2016/5/14/chartex" xmlns:cx7="http://schemas.microsoft.com/office/drawing/2016/5/13/chartex" xmlns:cx6="http://schemas.microsoft.com/office/drawing/2016/5/12/chartex" xmlns:cx5="http://schemas.microsoft.com/office/drawing/2016/5/11/chartex" xmlns:cx4="http://schemas.microsoft.com/office/drawing/2016/5/10/chartex" xmlns:cx3="http://schemas.microsoft.com/office/drawing/2016/5/9/chartex" xmlns:cx2="http://schemas.microsoft.com/office/drawing/2015/10/21/chartex" xmlns:cx1="http://schemas.microsoft.com/office/drawing/2015/9/8/chartex" xmlns:cx="http://schemas.microsoft.com/office/drawing/2014/chartex">
             <w:pict>
               <v:shape w14:anchorId="2A4A01E8" id="_x0000_s1039" type="#_x0000_t202" style="position:absolute;margin-left:0;margin-top:397.15pt;width:166.65pt;height:45.3pt;z-index:251677696;visibility:visible;mso-wrap-style:square;mso-width-percent:0;mso-height-percent:0;mso-wrap-distance-left:9pt;mso-wrap-distance-top:3.6pt;mso-wrap-distance-right:9pt;mso-wrap-distance-bottom:3.6pt;mso-position-horizontal:left;mso-position-horizontal-relative:margin;mso-position-vertical:absolute;mso-position-vertical-relative:text;mso-width-percent:0;mso-height-percent:0;mso-width-relative:margin;mso-height-relative:margin;v-text-anchor:top" o:gfxdata="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" filled="f" stroked="f">
                 <v:textbox>
@@ -1845,7 +1831,7 @@
               </wp:anchor>
             </w:drawing>
           </mc:Choice>
-          <mc:Fallback>
+          <mc:Fallback xmlns:w16se="http://schemas.microsoft.com/office/word/2015/wordml/symex" xmlns:w16sdtfl="http://schemas.microsoft.com/office/word/2024/wordml/sdtformatlock" xmlns:w16sdtdh="http://schemas.microsoft.com/office/word/2020/wordml/sdtdatahash" xmlns:w16du="http://schemas.microsoft.com/office/word/2023/wordml/word16du" xmlns:w16="http://schemas.microsoft.com/office/word/2018/wordml" xmlns:w16cid="http://schemas.microsoft.com/office/word/2016/wordml/cid" xmlns:w16cex="http://schemas.microsoft.com/office/word/2018/wordml/cex" xmlns:oel="http://schemas.microsoft.com/office/2019/extlst" xmlns:am3d="http://schemas.microsoft.com/office/drawing/2017/model3d" xmlns:aink="http://schemas.microsoft.com/office/drawing/2016/ink" xmlns:cx8="http://schemas.microsoft.com/office/drawing/2016/5/14/chartex" xmlns:cx7="http://schemas.microsoft.com/office/drawing/2016/5/13/chartex" xmlns:cx6="http://schemas.microsoft.com/office/drawing/2016/5/12/chartex" xmlns:cx5="http://schemas.microsoft.com/office/drawing/2016/5/11/chartex" xmlns:cx4="http://schemas.microsoft.com/office/drawing/2016/5/10/chartex" xmlns:cx3="http://schemas.microsoft.com/office/drawing/2016/5/9/chartex" xmlns:cx2="http://schemas.microsoft.com/office/drawing/2015/10/21/chartex" xmlns:cx1="http://schemas.microsoft.com/office/drawing/2015/9/8/chartex" xmlns:cx="http://schemas.microsoft.com/office/drawing/2014/chartex">
             <w:pict>
               <v:shape w14:anchorId="20C0FBEC" id="_x0000_s1040" type="#_x0000_t202" style="position:absolute;margin-left:0;margin-top:454.3pt;width:166.65pt;height:50.4pt;z-index:251663360;visibility:visible;mso-wrap-style:square;mso-width-percent:0;mso-height-percent:0;mso-wrap-distance-left:9pt;mso-wrap-distance-top:3.6pt;mso-wrap-distance-right:9pt;mso-wrap-distance-bottom:3.6pt;mso-position-horizontal:left;mso-position-horizontal-relative:margin;mso-position-vertical:absolute;mso-position-vertical-relative:text;mso-width-percent:0;mso-height-percent:0;mso-width-relative:margin;mso-height-relative:margin;v-text-anchor:top" o:gfxdata="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" filled="f" stroked="f">
                 <v:textbox>
@@ -1960,7 +1946,7 @@
               </wp:anchor>
             </w:drawing>
           </mc:Choice>
-          <mc:Fallback>
+          <mc:Fallback xmlns:w16se="http://schemas.microsoft.com/office/word/2015/wordml/symex" xmlns:w16sdtfl="http://schemas.microsoft.com/office/word/2024/wordml/sdtformatlock" xmlns:w16sdtdh="http://schemas.microsoft.com/office/word/2020/wordml/sdtdatahash" xmlns:w16du="http://schemas.microsoft.com/office/word/2023/wordml/word16du" xmlns:w16="http://schemas.microsoft.com/office/word/2018/wordml" xmlns:w16cid="http://schemas.microsoft.com/office/word/2016/wordml/cid" xmlns:w16cex="http://schemas.microsoft.com/office/word/2018/wordml/cex" xmlns:oel="http://schemas.microsoft.com/office/2019/extlst" xmlns:am3d="http://schemas.microsoft.com/office/drawing/2017/model3d" xmlns:aink="http://schemas.microsoft.com/office/drawing/2016/ink" xmlns:cx8="http://schemas.microsoft.com/office/drawing/2016/5/14/chartex" xmlns:cx7="http://schemas.microsoft.com/office/drawing/2016/5/13/chartex" xmlns:cx6="http://schemas.microsoft.com/office/drawing/2016/5/12/chartex" xmlns:cx5="http://schemas.microsoft.com/office/drawing/2016/5/11/chartex" xmlns:cx4="http://schemas.microsoft.com/office/drawing/2016/5/10/chartex" xmlns:cx3="http://schemas.microsoft.com/office/drawing/2016/5/9/chartex" xmlns:cx2="http://schemas.microsoft.com/office/drawing/2015/10/21/chartex" xmlns:cx1="http://schemas.microsoft.com/office/drawing/2015/9/8/chartex" xmlns:cx="http://schemas.microsoft.com/office/drawing/2014/chartex">
             <w:pict>
               <v:shape w14:anchorId="155518BD" id="_x0000_s1041" type="#_x0000_t202" style="position:absolute;margin-left:1.4pt;margin-top:558.25pt;width:102pt;height:52.6pt;z-index:251670528;visibility:visible;mso-wrap-style:square;mso-width-percent:0;mso-height-percent:0;mso-wrap-distance-left:9pt;mso-wrap-distance-top:3.6pt;mso-wrap-distance-right:9pt;mso-wrap-distance-bottom:3.6pt;mso-position-horizontal:absolute;mso-position-horizontal-relative:margin;mso-position-vertical:absolute;mso-position-vertical-relative:text;mso-width-percent:0;mso-height-percent:0;mso-width-relative:margin;mso-height-relative:margin;v-text-anchor:top" o:gfxdata="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" filled="f" stroked="f">
                 <v:textbox>
@@ -2075,7 +2061,7 @@
               </wp:anchor>
             </w:drawing>
           </mc:Choice>
-          <mc:Fallback>
+          <mc:Fallback xmlns:w16se="http://schemas.microsoft.com/office/word/2015/wordml/symex" xmlns:w16sdtfl="http://schemas.microsoft.com/office/word/2024/wordml/sdtformatlock" xmlns:w16sdtdh="http://schemas.microsoft.com/office/word/2020/wordml/sdtdatahash" xmlns:w16du="http://schemas.microsoft.com/office/word/2023/wordml/word16du" xmlns:w16="http://schemas.microsoft.com/office/word/2018/wordml" xmlns:w16cid="http://schemas.microsoft.com/office/word/2016/wordml/cid" xmlns:w16cex="http://schemas.microsoft.com/office/word/2018/wordml/cex" xmlns:oel="http://schemas.microsoft.com/office/2019/extlst" xmlns:am3d="http://schemas.microsoft.com/office/drawing/2017/model3d" xmlns:aink="http://schemas.microsoft.com/office/drawing/2016/ink" xmlns:cx8="http://schemas.microsoft.com/office/drawing/2016/5/14/chartex" xmlns:cx7="http://schemas.microsoft.com/office/drawing/2016/5/13/chartex" xmlns:cx6="http://schemas.microsoft.com/office/drawing/2016/5/12/chartex" xmlns:cx5="http://schemas.microsoft.com/office/drawing/2016/5/11/chartex" xmlns:cx4="http://schemas.microsoft.com/office/drawing/2016/5/10/chartex" xmlns:cx3="http://schemas.microsoft.com/office/drawing/2016/5/9/chartex" xmlns:cx2="http://schemas.microsoft.com/office/drawing/2015/10/21/chartex" xmlns:cx1="http://schemas.microsoft.com/office/drawing/2015/9/8/chartex" xmlns:cx="http://schemas.microsoft.com/office/drawing/2014/chartex">
             <w:pict>
               <v:shape w14:anchorId="0BC3C69D" id="_x0000_s1042" type="#_x0000_t202" style="position:absolute;margin-left:0;margin-top:505.55pt;width:166.65pt;height:45.3pt;z-index:251671552;visibility:visible;mso-wrap-style:square;mso-width-percent:0;mso-height-percent:0;mso-wrap-distance-left:9pt;mso-wrap-distance-top:3.6pt;mso-wrap-distance-right:9pt;mso-wrap-distance-bottom:3.6pt;mso-position-horizontal:left;mso-position-horizontal-relative:margin;mso-position-vertical:absolute;mso-position-vertical-relative:text;mso-width-percent:0;mso-height-percent:0;mso-width-relative:margin;mso-height-relative:margin;v-text-anchor:top" o:gfxdata="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" filled="f" stroked="f">
                 <v:textbox>
@@ -2119,7 +2105,7 @@
 </file>
 
 <file path=word/styles.xml><?xml version="1.0" encoding="utf-8"?>
-<w:styles xmlns:mc="http://schemas.openxmlformats.org/markup-compatibility/2006" xmlns:r="http://schemas.openxmlformats.org/officeDocument/2006/relationships" xmlns:w="http://schemas.openxmlformats.org/wordprocessingml/2006/main" xmlns:w14="http://schemas.microsoft.com/office/word/2010/wordml" xmlns:w15="http://schemas.microsoft.com/office/word/2012/wordml" xmlns:w16cex="http://schemas.microsoft.com/office/word/2018/wordml/cex" xmlns:w16cid="http://schemas.microsoft.com/office/word/2016/wordml/cid" xmlns:w16="http://schemas.microsoft.com/office/word/2018/wordml" xmlns:w16du="http://schemas.microsoft.com/office/word/2023/wordml/word16du" xmlns:w16sdtdh="http://schemas.microsoft.com/office/word/2020/wordml/sdtdatahash" xmlns:w16sdtfl="http://schemas.microsoft.com/office/word/2024/wordml/sdtformatlock" xmlns:w16se="http://schemas.microsoft.com/office/word/2015/wordml/symex" mc:Ignorable="w14 w15 w16se w16cid w16 w16cex w16sdtdh w16sdtfl w16du">
+<w:styles xmlns:mc="http://schemas.openxmlformats.org/markup-compatibility/2006" xmlns:r="http://schemas.openxmlformats.org/officeDocument/2006/relationships" xmlns:w="http://schemas.openxmlformats.org/wordprocessingml/2006/main" xmlns:w14="http://schemas.microsoft.com/office/word/2010/wordml" xmlns:w15="http://schemas.microsoft.com/office/word/2012/wordml" mc:Ignorable="w14 w15">
   <w:docDefaults>
     <w:rPrDefault>
       <w:rPr>
@@ -2137,7 +2123,7 @@
       </w:pPr>
     </w:pPrDefault>
   </w:docDefaults>
-  <w:latentStyles w:defLockedState="0" w:defUIPriority="99" w:defSemiHidden="0" w:defUnhideWhenUsed="0" w:defQFormat="0" w:count="376">
+  <w:latentStyles w:defLockedState="0" w:defUIPriority="99" w:defSemiHidden="0" w:defUnhideWhenUsed="0" w:defQFormat="0" w:count="371">
     <w:lsdException w:name="Normal" w:uiPriority="0" w:qFormat="1"/>
     <w:lsdException w:name="heading 1" w:uiPriority="9" w:qFormat="1"/>
     <w:lsdException w:name="heading 2" w:semiHidden="1" w:uiPriority="9" w:unhideWhenUsed="1" w:qFormat="1"/>
@@ -2509,11 +2495,6 @@
     <w:lsdException w:name="List Table 5 Dark Accent 6" w:uiPriority="50"/>
     <w:lsdException w:name="List Table 6 Colorful Accent 6" w:uiPriority="51"/>
     <w:lsdException w:name="List Table 7 Colorful Accent 6" w:uiPriority="52"/>
-    <w:lsdException w:name="Mention" w:semiHidden="1" w:unhideWhenUsed="1"/>
-    <w:lsdException w:name="Smart Hyperlink" w:semiHidden="1" w:unhideWhenUsed="1"/>
-    <w:lsdException w:name="Hashtag" w:semiHidden="1" w:unhideWhenUsed="1"/>
-    <w:lsdException w:name="Unresolved Mention" w:semiHidden="1" w:unhideWhenUsed="1"/>
-    <w:lsdException w:name="Smart Link" w:semiHidden="1" w:unhideWhenUsed="1"/>
   </w:latentStyles>
   <w:style w:type="paragraph" w:default="1" w:styleId="Normal">
     <w:name w:val="Normal"/>
@@ -2864,11 +2845,11 @@
       <w:color w:val="272727" w:themeColor="text1" w:themeTint="D8"/>
     </w:rPr>
   </w:style>
-  <w:style w:type="paragraph" w:styleId="Ttulo">
+  <w:style w:type="paragraph" w:styleId="Puesto">
     <w:name w:val="Title"/>
     <w:basedOn w:val="Normal"/>
     <w:next w:val="Normal"/>
-    <w:link w:val="TtuloCar"/>
+    <w:link w:val="PuestoCar"/>
     <w:uiPriority w:val="10"/>
     <w:qFormat/>
     <w:rsid w:val="00C80F33"/>
@@ -2884,10 +2865,10 @@
       <w:szCs w:val="56"/>
     </w:rPr>
   </w:style>
-  <w:style w:type="character" w:customStyle="1" w:styleId="TtuloCar">
-    <w:name w:val="Título Car"/>
+  <w:style w:type="character" w:customStyle="1" w:styleId="PuestoCar">
+    <w:name w:val="Puesto Car"/>
     <w:basedOn w:val="Fuentedeprrafopredeter"/>
-    <w:link w:val="Ttulo"/>
+    <w:link w:val="Puesto"/>
     <w:uiPriority w:val="10"/>
     <w:rsid w:val="00C80F33"/>
     <w:rPr>
